--- a/paper_figures/method_docs/03_network_and_training.docx
+++ b/paper_figures/method_docs/03_network_and_training.docx
@@ -13,340 +13,6 @@
       </w:pPr>
       <w:r>
         <w:t>Part 3. Network architecture and training</w:t>
-      </w:r>
-    </w:p>
-    <w:p>
-      <w:pPr>
-        <w:pStyle w:val="AUTHORS451"/>
-        <w:spacing w:before="100" w:beforeAutospacing="1" w:line="360" w:lineRule="auto"/>
-        <w:ind w:rightChars="0" w:right="-2"/>
-        <w:rPr>
-          <w:rFonts w:eastAsiaTheme="minorEastAsia" w:cs="Times New Roman"/>
-          <w:sz w:val="24"/>
-          <w:szCs w:val="24"/>
-        </w:rPr>
-      </w:pPr>
-      <w:r>
-        <w:rPr>
-          <w:rFonts w:cs="Times New Roman"/>
-          <w:sz w:val="24"/>
-          <w:szCs w:val="24"/>
-        </w:rPr>
-        <w:t>Ehsan Alizadeh Kashtiban</w:t>
-      </w:r>
-      <w:r>
-        <w:rPr>
-          <w:rFonts w:eastAsia="MS Mincho" w:cs="Times New Roman"/>
-          <w:sz w:val="24"/>
-          <w:szCs w:val="24"/>
-          <w:vertAlign w:val="superscript"/>
-        </w:rPr>
-        <w:t>1</w:t>
-      </w:r>
-      <w:r>
-        <w:rPr>
-          <w:rFonts w:eastAsia="MS Mincho" w:cs="Times New Roman"/>
-          <w:sz w:val="24"/>
-          <w:szCs w:val="24"/>
-          <w:vertAlign w:val="superscript"/>
-        </w:rPr>
-        <w:t>,2</w:t>
-      </w:r>
-      <w:r>
-        <w:rPr>
-          <w:rFonts w:cs="Times New Roman"/>
-          <w:sz w:val="24"/>
-          <w:szCs w:val="24"/>
-        </w:rPr>
-        <w:t xml:space="preserve">*, </w:t>
-      </w:r>
-      <w:r>
-        <w:rPr>
-          <w:rFonts w:cs="Times New Roman"/>
-          <w:sz w:val="24"/>
-          <w:szCs w:val="24"/>
-        </w:rPr>
-        <w:t>Takafumi Fujita</w:t>
-      </w:r>
-      <w:r>
-        <w:rPr>
-          <w:rFonts w:eastAsiaTheme="minorEastAsia" w:cs="Times New Roman"/>
-          <w:sz w:val="24"/>
-          <w:szCs w:val="24"/>
-          <w:vertAlign w:val="superscript"/>
-        </w:rPr>
-        <w:t>2</w:t>
-      </w:r>
-      <w:r>
-        <w:rPr>
-          <w:rFonts w:cs="Times New Roman"/>
-          <w:sz w:val="24"/>
-          <w:szCs w:val="24"/>
-        </w:rPr>
-        <w:t xml:space="preserve">, </w:t>
-      </w:r>
-      <w:r>
-        <w:rPr>
-          <w:rFonts w:cs="Times New Roman"/>
-          <w:sz w:val="24"/>
-          <w:szCs w:val="24"/>
-        </w:rPr>
-        <w:t xml:space="preserve">and </w:t>
-      </w:r>
-      <w:r>
-        <w:rPr>
-          <w:rFonts w:cs="Times New Roman"/>
-          <w:sz w:val="24"/>
-          <w:szCs w:val="24"/>
-        </w:rPr>
-        <w:t>Akira Oiwa</w:t>
-      </w:r>
-      <w:r>
-        <w:rPr>
-          <w:rFonts w:eastAsiaTheme="minorEastAsia" w:cs="Times New Roman"/>
-          <w:sz w:val="24"/>
-          <w:szCs w:val="24"/>
-          <w:vertAlign w:val="superscript"/>
-        </w:rPr>
-        <w:t>2</w:t>
-      </w:r>
-    </w:p>
-    <w:p>
-      <w:pPr>
-        <w:pStyle w:val="AFFILIATIONS45"/>
-        <w:spacing w:beforeLines="50" w:before="120" w:line="360" w:lineRule="auto"/>
-        <w:ind w:rightChars="0" w:right="-2"/>
-        <w:rPr>
-          <w:rFonts w:ascii="Times New Roman" w:eastAsia="MS Mincho" w:hAnsi="Times New Roman" w:cs="Times New Roman"/>
-          <w:sz w:val="24"/>
-          <w:szCs w:val="24"/>
-        </w:rPr>
-      </w:pPr>
-      <w:r>
-        <w:rPr>
-          <w:rFonts w:ascii="Times New Roman" w:eastAsiaTheme="minorEastAsia" w:hAnsi="Times New Roman" w:cs="Times New Roman"/>
-          <w:sz w:val="24"/>
-          <w:szCs w:val="24"/>
-          <w:vertAlign w:val="superscript"/>
-        </w:rPr>
-        <w:t>1</w:t>
-      </w:r>
-      <w:r>
-        <w:rPr>
-          <w:rFonts w:ascii="Times New Roman" w:hAnsi="Times New Roman" w:cs="Times New Roman"/>
-          <w:sz w:val="24"/>
-          <w:szCs w:val="24"/>
-        </w:rPr>
-        <w:t>Department of Physics,</w:t>
-      </w:r>
-      <w:r>
-        <w:rPr>
-          <w:rFonts w:ascii="Times New Roman" w:hAnsi="Times New Roman" w:cs="Times New Roman"/>
-          <w:sz w:val="24"/>
-          <w:szCs w:val="24"/>
-        </w:rPr>
-        <w:t xml:space="preserve"> Graduate School of Science</w:t>
-      </w:r>
-      <w:r>
-        <w:rPr>
-          <w:rFonts w:ascii="Times New Roman" w:hAnsi="Times New Roman" w:cs="Times New Roman"/>
-          <w:sz w:val="24"/>
-          <w:szCs w:val="24"/>
-        </w:rPr>
-        <w:t>,</w:t>
-      </w:r>
-      <w:r>
-        <w:rPr>
-          <w:rFonts w:ascii="Times New Roman" w:hAnsi="Times New Roman" w:cs="Times New Roman"/>
-          <w:sz w:val="24"/>
-          <w:szCs w:val="24"/>
-        </w:rPr>
-        <w:t xml:space="preserve"> Osaka University</w:t>
-      </w:r>
-      <w:r>
-        <w:rPr>
-          <w:rFonts w:ascii="Times New Roman" w:hAnsi="Times New Roman" w:cs="Times New Roman"/>
-          <w:sz w:val="24"/>
-          <w:szCs w:val="24"/>
-        </w:rPr>
-        <w:t>,</w:t>
-      </w:r>
-      <w:r>
-        <w:rPr>
-          <w:rFonts w:ascii="Meiryo" w:eastAsia="Meiryo" w:hAnsi="Meiryo" w:cs="Times New Roman" w:hint="eastAsia"/>
-          <w:i w:val="0"/>
-          <w:iCs w:val="0"/>
-          <w:color w:val="111111"/>
-          <w:sz w:val="21"/>
-          <w:szCs w:val="21"/>
-          <w:shd w:val="clear" w:color="auto" w:fill="FFFFFF"/>
-        </w:rPr>
-        <w:t xml:space="preserve"> </w:t>
-      </w:r>
-      <w:r>
-        <w:rPr>
-          <w:rFonts w:ascii="Times New Roman" w:hAnsi="Times New Roman" w:cs="Times New Roman" w:hint="eastAsia"/>
-          <w:sz w:val="24"/>
-          <w:szCs w:val="24"/>
-        </w:rPr>
-        <w:t>Toyonaka 560-</w:t>
-      </w:r>
-      <w:r>
-        <w:rPr>
-          <w:rFonts w:ascii="Times New Roman" w:hAnsi="Times New Roman" w:cs="Times New Roman"/>
-          <w:sz w:val="24"/>
-          <w:szCs w:val="24"/>
-        </w:rPr>
-        <w:t>0043,</w:t>
-      </w:r>
-      <w:r>
-        <w:rPr>
-          <w:rFonts w:ascii="Times New Roman" w:hAnsi="Times New Roman" w:cs="Times New Roman"/>
-          <w:sz w:val="24"/>
-          <w:szCs w:val="24"/>
-        </w:rPr>
-        <w:t xml:space="preserve"> Osaka,</w:t>
-      </w:r>
-      <w:r>
-        <w:rPr>
-          <w:rFonts w:ascii="Times New Roman" w:hAnsi="Times New Roman" w:cs="Times New Roman"/>
-          <w:sz w:val="24"/>
-          <w:szCs w:val="24"/>
-        </w:rPr>
-        <w:t xml:space="preserve"> Japan</w:t>
-      </w:r>
-    </w:p>
-    <w:p>
-      <w:pPr>
-        <w:pStyle w:val="AFFILIATIONS45"/>
-        <w:spacing w:line="360" w:lineRule="auto"/>
-        <w:ind w:rightChars="0" w:right="-2"/>
-        <w:rPr>
-          <w:rFonts w:ascii="Times New Roman" w:hAnsi="Times New Roman" w:cs="Times New Roman"/>
-          <w:sz w:val="24"/>
-          <w:szCs w:val="24"/>
-          <w:lang w:val="de-DE"/>
-        </w:rPr>
-      </w:pPr>
-      <w:r>
-        <w:rPr>
-          <w:rFonts w:ascii="Times New Roman" w:eastAsiaTheme="minorEastAsia" w:hAnsi="Times New Roman" w:cs="Times New Roman"/>
-          <w:sz w:val="24"/>
-          <w:szCs w:val="24"/>
-          <w:vertAlign w:val="superscript"/>
-          <w:lang w:val="de-DE"/>
-        </w:rPr>
-        <w:t>2</w:t>
-      </w:r>
-      <w:r>
-        <w:rPr>
-          <w:rFonts w:ascii="Times New Roman" w:hAnsi="Times New Roman" w:cs="Times New Roman"/>
-          <w:sz w:val="24"/>
-          <w:szCs w:val="24"/>
-          <w:lang w:val="de-DE"/>
-        </w:rPr>
-        <w:t>SANKEN</w:t>
-      </w:r>
-      <w:r>
-        <w:rPr>
-          <w:rFonts w:ascii="Times New Roman" w:hAnsi="Times New Roman" w:cs="Times New Roman"/>
-          <w:sz w:val="24"/>
-          <w:szCs w:val="24"/>
-          <w:lang w:val="de-DE"/>
-        </w:rPr>
-        <w:t xml:space="preserve">, </w:t>
-      </w:r>
-      <w:r>
-        <w:rPr>
-          <w:rFonts w:ascii="Times New Roman" w:hAnsi="Times New Roman" w:cs="Times New Roman"/>
-          <w:sz w:val="24"/>
-          <w:szCs w:val="24"/>
-          <w:lang w:val="de-DE"/>
-        </w:rPr>
-        <w:t>Osaka University, Ibaraki, Osaka 567-0047,</w:t>
-      </w:r>
-      <w:r>
-        <w:rPr>
-          <w:rFonts w:ascii="Times New Roman" w:hAnsi="Times New Roman" w:cs="Times New Roman"/>
-          <w:sz w:val="24"/>
-          <w:szCs w:val="24"/>
-          <w:lang w:val="de-DE"/>
-        </w:rPr>
-        <w:t xml:space="preserve"> </w:t>
-      </w:r>
-      <w:r>
-        <w:rPr>
-          <w:rFonts w:ascii="Times New Roman" w:hAnsi="Times New Roman" w:cs="Times New Roman"/>
-          <w:sz w:val="24"/>
-          <w:szCs w:val="24"/>
-          <w:lang w:val="de-DE"/>
-        </w:rPr>
-        <w:t>Ja</w:t>
-      </w:r>
-      <w:r>
-        <w:rPr>
-          <w:rFonts w:ascii="Times New Roman" w:hAnsi="Times New Roman" w:cs="Times New Roman"/>
-          <w:sz w:val="24"/>
-          <w:szCs w:val="24"/>
-          <w:lang w:val="de-DE"/>
-        </w:rPr>
-        <w:t>pan</w:t>
-      </w:r>
-    </w:p>
-    <w:p>
-      <w:pPr>
-        <w:pStyle w:val="Email45"/>
-        <w:spacing w:beforeLines="50" w:before="120" w:line="360" w:lineRule="auto"/>
-        <w:ind w:rightChars="0" w:right="-2"/>
-        <w:rPr>
-          <w:rFonts w:cs="Times New Roman"/>
-          <w:i w:val="0"/>
-          <w:sz w:val="24"/>
-          <w:szCs w:val="24"/>
-          <w:lang w:val="de-DE"/>
-        </w:rPr>
-      </w:pPr>
-      <w:r>
-        <w:rPr>
-          <w:rFonts w:cs="Times New Roman"/>
-          <w:i w:val="0"/>
-          <w:sz w:val="24"/>
-          <w:szCs w:val="24"/>
-          <w:lang w:val="de-DE"/>
-        </w:rPr>
-        <w:t>*</w:t>
-      </w:r>
-      <w:proofErr w:type="spellStart"/>
-      <w:r>
-        <w:rPr>
-          <w:rFonts w:cs="Times New Roman"/>
-          <w:i w:val="0"/>
-          <w:sz w:val="24"/>
-          <w:szCs w:val="24"/>
-          <w:lang w:val="de-DE"/>
-        </w:rPr>
-        <w:t>E-mail</w:t>
-      </w:r>
-      <w:proofErr w:type="spellEnd"/>
-      <w:r>
-        <w:rPr>
-          <w:rFonts w:cs="Times New Roman"/>
-          <w:i w:val="0"/>
-          <w:sz w:val="24"/>
-          <w:szCs w:val="24"/>
-          <w:lang w:val="de-DE"/>
-        </w:rPr>
-        <w:t xml:space="preserve">: </w:t>
-      </w:r>
-      <w:r>
-        <w:rPr>
-          <w:rFonts w:cs="Times New Roman"/>
-          <w:i w:val="0"/>
-          <w:sz w:val="24"/>
-          <w:szCs w:val="24"/>
-          <w:lang w:val="de-DE"/>
-        </w:rPr>
-        <w:t>alizadeh21@sanken.osaka-u.ac.jp</w:t>
       </w:r>
     </w:p>
     <w:p>
@@ -372,9 +38,9 @@
       </w:pPr>
       <w:r>
         <w:rPr>
-          <w:rFonts w:ascii="Times New Roman" w:hAnsi="Times New Roman" w:eastAsia="Times New Roman" w:cs="Times New Roman"/>
+          <w:rFonts w:ascii="Arial" w:hAnsi="Arial" w:eastAsia="Arial" w:cs="Arial"/>
           <w:b/>
-          <w:sz w:val="24"/>
+          <w:sz w:val="28"/>
         </w:rPr>
         <w:t>1. Architecture</w:t>
       </w:r>
@@ -433,9 +99,9 @@
       </w:pPr>
       <w:r>
         <w:rPr>
-          <w:rFonts w:ascii="Times New Roman" w:hAnsi="Times New Roman" w:eastAsia="Times New Roman" w:cs="Times New Roman"/>
+          <w:rFonts w:ascii="Arial" w:hAnsi="Arial" w:eastAsia="Arial" w:cs="Arial"/>
           <w:b/>
-          <w:sz w:val="24"/>
+          <w:sz w:val="28"/>
         </w:rPr>
         <w:t>2. Loss</w:t>
       </w:r>
@@ -464,9 +130,9 @@
       </w:pPr>
       <w:r>
         <w:rPr>
-          <w:rFonts w:ascii="Times New Roman" w:hAnsi="Times New Roman" w:eastAsia="Times New Roman" w:cs="Times New Roman"/>
+          <w:rFonts w:ascii="Arial" w:hAnsi="Arial" w:eastAsia="Arial" w:cs="Arial"/>
           <w:b/>
-          <w:sz w:val="24"/>
+          <w:sz w:val="28"/>
         </w:rPr>
         <w:t>3. Optimisation</w:t>
       </w:r>
@@ -515,9 +181,9 @@
       </w:pPr>
       <w:r>
         <w:rPr>
-          <w:rFonts w:ascii="Times New Roman" w:hAnsi="Times New Roman" w:eastAsia="Times New Roman" w:cs="Times New Roman"/>
+          <w:rFonts w:ascii="Arial" w:hAnsi="Arial" w:eastAsia="Arial" w:cs="Arial"/>
           <w:b/>
-          <w:sz w:val="24"/>
+          <w:sz w:val="28"/>
         </w:rPr>
         <w:t>Figures</w:t>
       </w:r>
